--- a/挑战赛申请及优化亮点.docx
+++ b/挑战赛申请及优化亮点.docx
@@ -6379,7 +6379,7 @@
                 <w:b w:val="0"/>
                 <w:sz w:val="18"/>
               </w:rPr>
-              <w:t>4个自研算法</w:t>
+              <w:t>多类自研算法引擎</w:t>
             </w:r>
           </w:p>
         </w:tc>
@@ -6419,7 +6419,7 @@
                 <w:b w:val="0"/>
                 <w:sz w:val="18"/>
               </w:rPr>
-              <w:t>ADPP路径规划、多维度加权匹配、多因素趋势分析、学习效果评估</w:t>
+              <w:t>ADPP路径规划、加权匹配、趋势分析、学习效果评估；新增BKT、GKT、IRT、NCD、FSRS与Thompson Sampling MAB</w:t>
             </w:r>
           </w:p>
         </w:tc>
@@ -7456,7 +7456,7 @@
           <w:color w:val="333333"/>
           <w:sz w:val="18"/>
         </w:rPr>
-        <w:t>知识点DAG → Kahn拓扑排序 → 关键路径分析(DFS+记忆化) → 简化BKT → 六因子学习成本模型 → 加权拓扑排序 → 自适应阶段划分 → 个性化路径</w:t>
+        <w:t>知识点DAG → Kahn拓扑排序 → 关键路径分析(DFS+记忆化) → 完整BKT（EM参数估计） → GKT图卷积传播 → 六因子学习成本模型 → 加权拓扑排序 → 自适应阶段划分 → 个性化路径</w:t>
       </w:r>
     </w:p>
     <w:p>
